--- a/제작본/01_게임규칙서.docx
+++ b/제작본/01_게임규칙서.docx
@@ -237,7 +237,7 @@
     </w:p>
     <w:p>
       <w:r>
-        <w:t>&gt; 4인 플레이 시 NPC 강지석의 [카드 5] 공개는 자동으로 달조각 1개로 인정되며, [연못의 진실] 강지석 카드는 사용하지 않습니다.</w:t>
+        <w:t>&gt; 4인 플레이 시, 두 번째 달조각이 연못에 놓이는 순간 NPC 강지석도 연못 앞에 섭니다. 즉시 [연못의 진실] 강지석 카드를 공개하고, 달조각 하나를 놓습니다.</w:t>
       </w:r>
     </w:p>
     <w:p/>

--- a/제작본/01_게임규칙서.docx
+++ b/제작본/01_게임규칙서.docx
@@ -94,7 +94,7 @@
     </w:p>
     <w:p>
       <w:r>
-        <w:t>* 4인 플레이 시 [강지석]은 NPC가 됩니다. 이때 강지석의 인물 설정서는 아무도 읽지 않으며, 페이즈마다 공개되는 'NPC 강지석 카드'가 그의 입을 대신합니다.</w:t>
+        <w:t>* 4인 플레이 시 [정해월]은 NPC가 됩니다. 이때 정해월의 인물 설정서는 아무도 읽지 않으며, 페이즈마다 공개되는 'NPC 정해월 카드'가 그녀의 입을 대신합니다. 네 명의 플레이어는 형사, 윤서린, 한송이, 강지석을 맡습니다.</w:t>
       </w:r>
     </w:p>
     <w:p>
@@ -186,7 +186,17 @@
     </w:p>
     <w:p>
       <w:r>
-        <w:t>&gt; 이어서 형사 플레이어가 해당 페이즈의 단서카드를 한 장씩 소리 내어 읽고 전원에게 공개합니다.</w:t>
+        <w:t>&gt; 이어서 그 페이즈의 일반 단서카드를 잘 섞어 각자에게 1장씩 비공개로 나눠 줍니다. 자신이 받은 단서는 본인만 볼 수 있습니다.</w:t>
+      </w:r>
+    </w:p>
+    <w:p>
+      <w:r>
+        <w:t>&gt; 나눠 주고 남은 단서는 연못이 수면 위에 비춥니다 — 즉시 전원에게 공개합니다.</w:t>
+      </w:r>
+    </w:p>
+    <w:p>
+      <w:r>
+        <w:t>&gt; 받은 단서를 공개할지, 언제 공개할지는 오직 본인이 선택합니다. 게임이 끝날 때까지 숨겨도 좋습니다. 단, 공개하지 않은 단서의 내용을 왜곡해 인용할 수는 없습니다. 공개 전까지는 존재 자체를 함구해도 됩니다.</w:t>
       </w:r>
     </w:p>
     <w:p>
@@ -196,12 +206,17 @@
     </w:p>
     <w:p>
       <w:r>
-        <w:t>&gt; 모든 단서는 공개 정보입니다. 페이즈가 끝나기 전까지 단서를 근거로 자유롭게 질문하고 추궁할 수 있습니다.</w:t>
+        <w:t>&gt; [기억 조각]은 형사에게만 비공개로 전달됩니다. 형사는 기억 조각과 별개로 일반 단서 1장도 함께 받습니다.</w:t>
       </w:r>
     </w:p>
     <w:p>
       <w:r>
-        <w:t>&gt; 4페이즈가 시작되면 단서카드 공개에 앞서, 각자 자신의 '미션 전환 카드'를 몰래 확인합니다. 내용은 소리 내어 읽지 않습니다.</w:t>
+        <w:t>&gt; 형사의 취조: 형사는 페이즈마다 1회, 한 사람을 지목해 취조할 수 있습니다. 지목당한 사람은 자신이 가진 미공개 단서 중 무작위 1장을 즉시 공개해야 합니다. 가진 단서가 없다면 취조 기회는 소모되지 않습니다.</w:t>
+      </w:r>
+    </w:p>
+    <w:p>
+      <w:r>
+        <w:t>&gt; 4페이즈가 시작되면 단서 배분에 앞서, 각자 자신의 '미션 전환 카드'를 몰래 확인합니다. 내용은 소리 내어 읽지 않습니다.</w:t>
       </w:r>
     </w:p>
     <w:p/>
@@ -237,7 +252,7 @@
     </w:p>
     <w:p>
       <w:r>
-        <w:t>&gt; 4인 플레이 시, 두 번째 달조각이 연못에 놓이는 순간 NPC 강지석도 연못 앞에 섭니다. 즉시 [연못의 진실] 강지석 카드를 공개하고, 달조각 하나를 놓습니다.</w:t>
+        <w:t>&gt; 4인 플레이 시, 두 번째 달조각이 연못에 놓이는 순간 NPC 정해월도 연못 앞에 섭니다. 즉시 [연못의 진실] 정해월 카드를 공개하고, 달조각 하나를 놓습니다.</w:t>
       </w:r>
     </w:p>
     <w:p/>
@@ -268,7 +283,7 @@
     </w:p>
     <w:p>
       <w:r>
-        <w:t>&gt; 4인 플레이 시 NPC 강지석은 한 줄 문답에 참여하지 않습니다. 그 페이즈에 공개된 NPC 카드의 진술이 그의 답을 대신합니다.</w:t>
+        <w:t>&gt; 4인 플레이 시 NPC 정해월은 한 줄 문답에 참여하지 않습니다. 그 페이즈에 공개된 NPC 카드의 진술이 그녀의 답을 대신합니다.</w:t>
       </w:r>
     </w:p>
     <w:p/>
@@ -304,7 +319,7 @@
     </w:p>
     <w:p>
       <w:r>
-        <w:t>단서카드 29장</w:t>
+        <w:t>단서카드 31장 (일반 단서 26장 + 형사의 기억 조각 5장)</w:t>
       </w:r>
     </w:p>
     <w:p>
@@ -334,7 +349,7 @@
     </w:p>
     <w:p>
       <w:r>
-        <w:t>NPC 강지석 카드 5장 (4인 플레이 전용)</w:t>
+        <w:t>NPC 정해월 카드 5장 (4인 플레이 전용)</w:t>
       </w:r>
     </w:p>
     <w:p>
@@ -365,7 +380,7 @@
     </w:p>
     <w:p>
       <w:r>
-        <w:t>4인 게임의 경우 NPC 강지석의 소개는 [NPC 강지석 카드 1]을 공개하는 것으로 대신합니다.</w:t>
+        <w:t>4인 게임의 경우 NPC 정해월의 소개는 [NPC 정해월 카드 1]을 공개하는 것으로 대신합니다.</w:t>
       </w:r>
     </w:p>
     <w:p/>
@@ -388,7 +403,7 @@
     </w:p>
     <w:p>
       <w:r>
-        <w:t>1. (4인 플레이 시) NPC 강지석의 [카드 5]를 먼저 공개합니다.</w:t>
+        <w:t>1. (4인 플레이 시) NPC 정해월의 [카드 5]를 먼저 공개합니다.</w:t>
       </w:r>
     </w:p>
     <w:p>
@@ -398,7 +413,7 @@
     </w:p>
     <w:p>
       <w:r>
-        <w:t>3. 윤서린 &gt; 강지석 &gt; 형사 &gt; 정해월 &gt; 한송이 순으로 약 1분간 자신의 마음을 이야기합니다. (4인 플레이 시 강지석의 순서는 건너뜁니다)</w:t>
+        <w:t>3. 윤서린 &gt; 강지석 &gt; 형사 &gt; 정해월 &gt; 한송이 순으로 약 1분간 자신의 마음을 이야기합니다. (4인 플레이 시 정해월의 순서는 건너뜁니다)</w:t>
       </w:r>
     </w:p>
     <w:p>

--- a/제작본/01_게임규칙서.docx
+++ b/제작본/01_게임규칙서.docx
@@ -176,12 +176,33 @@
     <w:p/>
     <w:p>
       <w:r>
+        <w:t>낭독자</w:t>
+      </w:r>
+    </w:p>
+    <w:p>
+      <w:r>
+        <w:t>&gt; 페이즈 카드의 공개와 낭독, 시간 관리, "달이 기울었습니다" 선언은 낭독자가 맡습니다. 낭독자는 5인 플레이 시 정해월 플레이어, 4인 플레이 시 형사 플레이어입니다.</w:t>
+      </w:r>
+    </w:p>
+    <w:p>
+      <w:r>
+        <w:t>&gt; 페이즈 카드 뒷면에는 정해월의 진행 대사가 함께 적혀 있습니다. 4인 플레이 시 낭독자는 해월의 목소리로 이 대사를 읽습니다.</w:t>
+      </w:r>
+    </w:p>
+    <w:p>
+      <w:r>
+        <w:t>&gt; 페이즈 시간은 낭독자가 휴대폰 타이머 등으로 잽니다.</w:t>
+      </w:r>
+    </w:p>
+    <w:p/>
+    <w:p>
+      <w:r>
         <w:t>단서카드 운용</w:t>
       </w:r>
     </w:p>
     <w:p>
       <w:r>
-        <w:t>&gt; 각 페이즈가 시작되면 먼저 해당 페이즈 카드를 공개하고, 카드에 적힌 '이번 장의 질문'을 소리 내어 읽습니다. 이 질문이 그 페이즈 토론의 초점입니다.</w:t>
+        <w:t>&gt; 각 페이즈가 시작되면 낭독자가 먼저 해당 페이즈 카드를 공개하고, 카드에 적힌 '이번 장의 질문'과 진행 대사를 소리 내어 읽습니다. 이 질문이 그 페이즈 토론의 초점입니다.</w:t>
       </w:r>
     </w:p>
     <w:p>
@@ -211,12 +232,17 @@
     </w:p>
     <w:p>
       <w:r>
-        <w:t>&gt; 형사의 취조: 형사는 페이즈마다 1회, 한 사람을 지목해 취조할 수 있습니다. 지목당한 사람은 자신이 가진 미공개 단서 중 무작위 1장을 즉시 공개해야 합니다. 가진 단서가 없다면 취조 기회는 소모되지 않습니다.</w:t>
+        <w:t>&gt; 4인 플레이 시 NPC 정해월은 단서를 받지 않으며, 취조 대상도 아닙니다. 남은 단서가 그만큼 늘어나 연못이 비추는 몫이 됩니다.</w:t>
       </w:r>
     </w:p>
     <w:p>
       <w:r>
-        <w:t>&gt; 4페이즈가 시작되면 단서 배분에 앞서, 각자 자신의 '미션 전환 카드'를 몰래 확인합니다. 내용은 소리 내어 읽지 않습니다.</w:t>
+        <w:t>&gt; 형사의 취조: 형사는 페이즈마다 1회, 한 사람을 지목해 취조할 수 있습니다. 지목당한 사람은 자신의 미공개 단서를 모두 뒷면으로 부채꼴로 내밀고, 형사가 그중 1장을 뽑아 공개합니다. 취조 앞에서는 단서 보유 여부와 장수를 속일 수 없습니다. 가진 단서가 없다면 취조 기회는 소모되지 않습니다.</w:t>
+      </w:r>
+    </w:p>
+    <w:p>
+      <w:r>
+        <w:t>&gt; 4페이즈가 시작되면 단서 배분에 앞서, 각자 설정서의 봉인된 '미션 전환' 페이지를 몰래 펼쳐 확인합니다. 내용은 소리 내어 읽지 않습니다.</w:t>
       </w:r>
     </w:p>
     <w:p/>
@@ -233,6 +259,11 @@
     <w:p>
       <w:r>
         <w:t>&gt; 단, 형사는 5페이즈부터 연못 앞에 설 수 있습니다. 기억이 봉인된 산 자의 진실은, 달이 가장 깊이 기울었을 때에야 수면에 비칩니다.</w:t>
+      </w:r>
+    </w:p>
+    <w:p>
+      <w:r>
+        <w:t>&gt; 연못 앞에 서는 선언은 최후의 발언이 시작되기 전까지만 할 수 있습니다. 최후의 발언과 투표 중에는 달조각을 추가할 수 없습니다.</w:t>
       </w:r>
     </w:p>
     <w:p>
@@ -263,7 +294,7 @@
     </w:p>
     <w:p>
       <w:r>
-        <w:t>&gt; 페이즈 시간이 끝나면(혹은 더 나눌 이야기가 없다면) 정해월이 "달이 기울었습니다"라고 선언합니다.</w:t>
+        <w:t>&gt; 페이즈 시간이 끝나면(혹은 더 나눌 이야기가 없다면) 낭독자가 "달이 기울었습니다"라고 선언합니다.</w:t>
       </w:r>
     </w:p>
     <w:p>
@@ -279,6 +310,11 @@
     <w:p>
       <w:r>
         <w:t>&gt; 기록이 끝나면 다음 페이즈 카드를 공개하고, 새 질문을 낭독하며 다음 장을 엽니다.</w:t>
+      </w:r>
+    </w:p>
+    <w:p>
+      <w:r>
+        <w:t>&gt; 5페이즈에서도 한 줄 문답과 형사의 기록을 똑같이 진행합니다. 다섯 번째 기록이 끝나면 다음 페이즈 카드 대신 '최후의 발언'으로 넘어갑니다.</w:t>
       </w:r>
     </w:p>
     <w:p>
@@ -299,7 +335,7 @@
     </w:p>
     <w:p>
       <w:r>
-        <w:t>인물 설정서 5부</w:t>
+        <w:t>인물 설정서 5부 (각 권 마지막 장은 봉인된 '미션 전환' 페이지)</w:t>
       </w:r>
     </w:p>
     <w:p>
@@ -309,22 +345,17 @@
     </w:p>
     <w:p>
       <w:r>
-        <w:t>해월당 지도 보드판 1장</w:t>
+        <w:t>해월당 지도 보드판 1장 (모든 카드의 자리가 인쇄되어 있음)</w:t>
       </w:r>
     </w:p>
     <w:p>
       <w:r>
-        <w:t>페이즈 카드 5장</w:t>
+        <w:t>페이즈 카드 5장 (뒷면: 이번 장의 질문 + 해월의 진행 대사)</w:t>
       </w:r>
     </w:p>
     <w:p>
       <w:r>
-        <w:t>단서카드 31장 (일반 단서 26장 + 형사의 기억 조각 5장)</w:t>
-      </w:r>
-    </w:p>
-    <w:p>
-      <w:r>
-        <w:t>미션 전환 카드 4장</w:t>
+        <w:t>단서카드 31장 (일반 단서 26장 + 형사의 기억 조각 5장, 뒷면에 페이즈 번호 표기)</w:t>
       </w:r>
     </w:p>
     <w:p>
@@ -344,7 +375,7 @@
     </w:p>
     <w:p>
       <w:r>
-        <w:t>추리 기록지 1장 (* 필기구는 별도로 준비해 주세요)</w:t>
+        <w:t>추리 기록지 1장</w:t>
       </w:r>
     </w:p>
     <w:p>
@@ -354,12 +385,48 @@
     </w:p>
     <w:p>
       <w:r>
-        <w:t>스포 방지 카드 1장</w:t>
+        <w:t>* 필기구와 타이머(휴대폰)는 별도로 준비해 주세요.</w:t>
       </w:r>
     </w:p>
     <w:p>
       <w:r>
         <w:t>* 구성품이 모두 있는지 확인 후 다음으로 넘어갑니다.</w:t>
+      </w:r>
+    </w:p>
+    <w:p/>
+    <w:p>
+      <w:r>
+        <w:t>게임 준비</w:t>
+      </w:r>
+    </w:p>
+    <w:p>
+      <w:r>
+        <w:t>&gt; 보드판을 테이블 중앙에 펼칩니다. 보드판에는 모든 카드의 자리가 그려져 있습니다 — 그림대로 놓으면 준비가 끝납니다.</w:t>
+      </w:r>
+    </w:p>
+    <w:p>
+      <w:r>
+        <w:t>&gt; 페이즈 카드 1~5를 순서대로 쌓아 보드판의 '달' 칸에 놓습니다.</w:t>
+      </w:r>
+    </w:p>
+    <w:p>
+      <w:r>
+        <w:t>&gt; 단서카드를 뒷면의 페이즈 번호대로 나눠, 보드판의 단서 칸 1~5에 각각 뒷면으로 쌓습니다. [기억 조각] 5장은 따로 모아 형사에게 건넵니다.</w:t>
+      </w:r>
+    </w:p>
+    <w:p>
+      <w:r>
+        <w:t>&gt; 연못의 진실 카드 5장은 이름이 보이도록 연못 둘레의 자리에 놓습니다. 연못의 계시 카드는 연못 중앙에 뒷면으로 놓습니다.</w:t>
+      </w:r>
+    </w:p>
+    <w:p>
+      <w:r>
+        <w:t>&gt; 달조각 토큰 5개는 보드 옆에, 추리 기록지는 형사 앞에 둡니다.</w:t>
+      </w:r>
+    </w:p>
+    <w:p>
+      <w:r>
+        <w:t>&gt; 인물 설정서의 봉인된 마지막 장('미션 전환' 페이지)은 4페이즈가 시작되기 전까지 절대 펼치지 마세요.</w:t>
       </w:r>
     </w:p>
     <w:p/>
@@ -393,6 +460,11 @@
     <w:p>
       <w:r>
         <w:t>공개된 단서카드를 관련된 장소 칸 위에 올려 정리하고, 중앙의 연못 칸에는 연못의 진실로 얻은 달조각 토큰을 놓습니다.</w:t>
+      </w:r>
+    </w:p>
+    <w:p>
+      <w:r>
+        <w:t>보드판에는 페이즈 카드 자리(달 칸), 페이즈별 단서 더미 칸 1~5, 연못의 진실 카드 자리 5곳, 연못의 계시 카드 자리가 인쇄되어 있어 게임 준비가 그림 한 장으로 끝납니다.</w:t>
       </w:r>
     </w:p>
     <w:p/>
